--- a/docs/MOD-Dimci-1_14_template_cliente.docx
+++ b/docs/MOD-Dimci-1_14_template_cliente.docx
@@ -1,6 +1,6 @@
 
 <file path=word/document.xml><?xml version="1.0" encoding="utf-8"?>
-<w:document xmlns:wpc="http://schemas.microsoft.com/office/word/2010/wordprocessingCanvas" xmlns:cx="http://schemas.microsoft.com/office/drawing/2014/chartex" xmlns:cx1="http://schemas.microsoft.com/office/drawing/2015/9/8/chartex" xmlns:cx2="http://schemas.microsoft.com/office/drawing/2015/10/21/chartex" xmlns:cx3="http://schemas.microsoft.com/office/drawing/2016/5/9/chartex" xmlns:cx4="http://schemas.microsoft.com/office/drawing/2016/5/10/chartex" xmlns:cx5="http://schemas.microsoft.com/office/drawing/2016/5/11/chartex" xmlns:cx6="http://schemas.microsoft.com/office/drawing/2016/5/12/chartex" xmlns:cx7="http://schemas.microsoft.com/office/drawing/2016/5/13/chartex" xmlns:cx8="http://schemas.microsoft.com/office/drawing/2016/5/14/chartex" xmlns:mc="http://schemas.openxmlformats.org/markup-compatibility/2006" xmlns:aink="http://schemas.microsoft.com/office/drawing/2016/ink" xmlns:am3d="http://schemas.microsoft.com/office/drawing/2017/model3d" xmlns:o="urn:schemas-microsoft-com:office:office" xmlns:oel="http://schemas.microsoft.com/office/2019/extlst" xmlns:r="http://schemas.openxmlformats.org/officeDocument/2006/relationships" xmlns:m="http://schemas.openxmlformats.org/officeDocument/2006/math" xmlns:v="urn:schemas-microsoft-com:vml" xmlns:wp14="http://schemas.microsoft.com/office/word/2010/wordprocessingDrawing" xmlns:wp="http://schemas.openxmlformats.org/drawingml/2006/wordprocessingDrawing" xmlns:w10="urn:schemas-microsoft-com:office:word" xmlns:w="http://schemas.openxmlformats.org/wordprocessingml/2006/main" xmlns:w14="http://schemas.microsoft.com/office/word/2010/wordml" xmlns:w15="http://schemas.microsoft.com/office/word/2012/wordml" xmlns:w16cex="http://schemas.microsoft.com/office/word/2018/wordml/cex" xmlns:w16cid="http://schemas.microsoft.com/office/word/2016/wordml/cid" xmlns:w16="http://schemas.microsoft.com/office/word/2018/wordml" xmlns:w16du="http://schemas.microsoft.com/office/word/2023/wordml/word16du" xmlns:w16sdtdh="http://schemas.microsoft.com/office/word/2020/wordml/sdtdatahash" xmlns:w16se="http://schemas.microsoft.com/office/word/2015/wordml/symex" xmlns:wpg="http://schemas.microsoft.com/office/word/2010/wordprocessingGroup" xmlns:wpi="http://schemas.microsoft.com/office/word/2010/wordprocessingInk" xmlns:wne="http://schemas.microsoft.com/office/word/2006/wordml" xmlns:wps="http://schemas.microsoft.com/office/word/2010/wordprocessingShape" mc:Ignorable="w14 w15 w16se w16cid w16 w16cex w16sdtdh w16du wp14">
+<w:document xmlns:wpc="http://schemas.microsoft.com/office/word/2010/wordprocessingCanvas" xmlns:cx="http://schemas.microsoft.com/office/drawing/2014/chartex" xmlns:cx1="http://schemas.microsoft.com/office/drawing/2015/9/8/chartex" xmlns:cx2="http://schemas.microsoft.com/office/drawing/2015/10/21/chartex" xmlns:cx3="http://schemas.microsoft.com/office/drawing/2016/5/9/chartex" xmlns:cx4="http://schemas.microsoft.com/office/drawing/2016/5/10/chartex" xmlns:cx5="http://schemas.microsoft.com/office/drawing/2016/5/11/chartex" xmlns:cx6="http://schemas.microsoft.com/office/drawing/2016/5/12/chartex" xmlns:cx7="http://schemas.microsoft.com/office/drawing/2016/5/13/chartex" xmlns:cx8="http://schemas.microsoft.com/office/drawing/2016/5/14/chartex" xmlns:mc="http://schemas.openxmlformats.org/markup-compatibility/2006" xmlns:aink="http://schemas.microsoft.com/office/drawing/2016/ink" xmlns:am3d="http://schemas.microsoft.com/office/drawing/2017/model3d" xmlns:o="urn:schemas-microsoft-com:office:office" xmlns:oel="http://schemas.microsoft.com/office/2019/extlst" xmlns:r="http://schemas.openxmlformats.org/officeDocument/2006/relationships" xmlns:m="http://schemas.openxmlformats.org/officeDocument/2006/math" xmlns:v="urn:schemas-microsoft-com:vml" xmlns:wp14="http://schemas.microsoft.com/office/word/2010/wordprocessingDrawing" xmlns:wp="http://schemas.openxmlformats.org/drawingml/2006/wordprocessingDrawing" xmlns:w10="urn:schemas-microsoft-com:office:word" xmlns:w="http://schemas.openxmlformats.org/wordprocessingml/2006/main" xmlns:w14="http://schemas.microsoft.com/office/word/2010/wordml" xmlns:w15="http://schemas.microsoft.com/office/word/2012/wordml" xmlns:w16cex="http://schemas.microsoft.com/office/word/2018/wordml/cex" xmlns:w16cid="http://schemas.microsoft.com/office/word/2016/wordml/cid" xmlns:w16="http://schemas.microsoft.com/office/word/2018/wordml" xmlns:w16du="http://schemas.microsoft.com/office/word/2023/wordml/word16du" xmlns:w16sdtdh="http://schemas.microsoft.com/office/word/2020/wordml/sdtdatahash" xmlns:w16sdtfl="http://schemas.microsoft.com/office/word/2024/wordml/sdtformatlock" xmlns:w16se="http://schemas.microsoft.com/office/word/2015/wordml/symex" xmlns:wpg="http://schemas.microsoft.com/office/word/2010/wordprocessingGroup" xmlns:wpi="http://schemas.microsoft.com/office/word/2010/wordprocessingInk" xmlns:wne="http://schemas.microsoft.com/office/word/2006/wordml" xmlns:wps="http://schemas.microsoft.com/office/word/2010/wordprocessingShape" mc:Ignorable="w14 w15 w16se w16cid w16 w16cex w16sdtdh w16sdtfl w16du wp14">
   <w:body>
     <w:tbl>
       <w:tblPr>
@@ -2181,15 +2181,7 @@
       </w:r>
       <w:proofErr w:type="spellEnd"/>
       <w:r>
-        <w:t xml:space="preserve"> e </w:t>
-      </w:r>
-      <w:proofErr w:type="spellStart"/>
-      <w:r>
-        <w:t>multiconstelação</w:t>
-      </w:r>
-      <w:proofErr w:type="spellEnd"/>
-      <w:r>
-        <w:t xml:space="preserve"> com calibração realizada na campanha 1012-2020 do NIST-BIPM, publicada em 30/03/2021 e 2) Escala de tempo local, Tempo Universal Coordenado UTC(INXE) pela participação na comparação chave </w:t>
+        <w:t xml:space="preserve"> e multiconstelação com calibração realizada na campanha 1012-2020 do NIST-BIPM, publicada em 30/03/2021 e 2) Escala de tempo local, Tempo Universal Coordenado UTC(INXE) pela participação na comparação chave </w:t>
       </w:r>
       <w:r>
         <w:t>{{</w:t>
@@ -2384,46 +2376,16 @@
               <w:rPr>
                 <w:sz w:val="22"/>
               </w:rPr>
-              <w:t xml:space="preserve"> e </w:t>
+              <w:t xml:space="preserve"> e multiconstelação Septentrio, PolaRx3-TR, </w:t>
             </w:r>
             <w:proofErr w:type="spellStart"/>
             <w:r>
               <w:rPr>
                 <w:sz w:val="22"/>
               </w:rPr>
-              <w:t>multiconstelação</w:t>
+              <w:t>n.série</w:t>
             </w:r>
             <w:proofErr w:type="spellEnd"/>
-            <w:r>
-              <w:rPr>
-                <w:sz w:val="22"/>
-              </w:rPr>
-              <w:t xml:space="preserve"> </w:t>
-            </w:r>
-            <w:proofErr w:type="spellStart"/>
-            <w:r>
-              <w:rPr>
-                <w:sz w:val="22"/>
-              </w:rPr>
-              <w:t>Septentrio</w:t>
-            </w:r>
-            <w:proofErr w:type="spellEnd"/>
-            <w:r>
-              <w:rPr>
-                <w:sz w:val="22"/>
-              </w:rPr>
-              <w:t xml:space="preserve">, PolaRx3-TR, </w:t>
-            </w:r>
-            <w:proofErr w:type="spellStart"/>
-            <w:proofErr w:type="gramStart"/>
-            <w:r>
-              <w:rPr>
-                <w:sz w:val="22"/>
-              </w:rPr>
-              <w:t>n.série</w:t>
-            </w:r>
-            <w:proofErr w:type="spellEnd"/>
-            <w:proofErr w:type="gramEnd"/>
             <w:r>
               <w:rPr>
                 <w:sz w:val="22"/>
@@ -3316,7 +3278,21 @@
         <w:rPr>
           <w:sz w:val="22"/>
         </w:rPr>
-        <w:t>}} ns [1], foi considerada uma incerteza para medição de frequência de 10 MHz referenciada à escala de tempo no período de 5 dias, como sendo 14</w:t>
+        <w:t>}} </w:t>
+      </w:r>
+      <w:proofErr w:type="spellStart"/>
+      <w:r>
+        <w:rPr>
+          <w:sz w:val="22"/>
+        </w:rPr>
+        <w:t>ns</w:t>
+      </w:r>
+      <w:proofErr w:type="spellEnd"/>
+      <w:r>
+        <w:rPr>
+          <w:sz w:val="22"/>
+        </w:rPr>
+        <w:t xml:space="preserve"> [1], foi considerada uma incerteza para medição de frequência de 10 MHz referenciada à escala de tempo no período de 5 dias, como sendo 14</w:t>
       </w:r>
       <w:r>
         <w:rPr>
@@ -5665,23 +5641,7 @@
           <w:sz w:val="22"/>
           <w:lang w:val="en-US"/>
         </w:rPr>
-        <w:t xml:space="preserve"> </w:t>
-      </w:r>
-      <w:proofErr w:type="gramStart"/>
-      <w:r>
-        <w:rPr>
-          <w:sz w:val="22"/>
-          <w:lang w:val="en-US"/>
-        </w:rPr>
-        <w:t>-  python</w:t>
-      </w:r>
-      <w:proofErr w:type="gramEnd"/>
-      <w:r>
-        <w:rPr>
-          <w:sz w:val="22"/>
-          <w:lang w:val="en-US"/>
-        </w:rPr>
-        <w:t xml:space="preserve"> library for calculating Allan deviation and related time &amp; frequency statistics”, </w:t>
+        <w:t xml:space="preserve"> -  python library for calculating Allan deviation and related time &amp; frequency statistics”, </w:t>
       </w:r>
       <w:hyperlink r:id="rId13" w:history="1">
         <w:r>
@@ -5797,10 +5757,12 @@
       </w:pPr>
     </w:p>
     <w:sectPr>
-      <w:headerReference w:type="default" r:id="rId15"/>
-      <w:footerReference w:type="default" r:id="rId16"/>
-      <w:headerReference w:type="first" r:id="rId17"/>
-      <w:footerReference w:type="first" r:id="rId18"/>
+      <w:headerReference w:type="even" r:id="rId15"/>
+      <w:headerReference w:type="default" r:id="rId16"/>
+      <w:footerReference w:type="even" r:id="rId17"/>
+      <w:footerReference w:type="default" r:id="rId18"/>
+      <w:headerReference w:type="first" r:id="rId19"/>
+      <w:footerReference w:type="first" r:id="rId20"/>
       <w:pgSz w:w="11906" w:h="16838" w:code="9"/>
       <w:pgMar w:top="567" w:right="567" w:bottom="567" w:left="567" w:header="454" w:footer="680" w:gutter="0"/>
       <w:cols w:space="708"/>
@@ -5812,7 +5774,7 @@
 </file>
 
 <file path=word/endnotes.xml><?xml version="1.0" encoding="utf-8"?>
-<w:endnotes xmlns:wpc="http://schemas.microsoft.com/office/word/2010/wordprocessingCanvas" xmlns:cx="http://schemas.microsoft.com/office/drawing/2014/chartex" xmlns:cx1="http://schemas.microsoft.com/office/drawing/2015/9/8/chartex" xmlns:cx2="http://schemas.microsoft.com/office/drawing/2015/10/21/chartex" xmlns:cx3="http://schemas.microsoft.com/office/drawing/2016/5/9/chartex" xmlns:cx4="http://schemas.microsoft.com/office/drawing/2016/5/10/chartex" xmlns:cx5="http://schemas.microsoft.com/office/drawing/2016/5/11/chartex" xmlns:cx6="http://schemas.microsoft.com/office/drawing/2016/5/12/chartex" xmlns:cx7="http://schemas.microsoft.com/office/drawing/2016/5/13/chartex" xmlns:cx8="http://schemas.microsoft.com/office/drawing/2016/5/14/chartex" xmlns:mc="http://schemas.openxmlformats.org/markup-compatibility/2006" xmlns:aink="http://schemas.microsoft.com/office/drawing/2016/ink" xmlns:am3d="http://schemas.microsoft.com/office/drawing/2017/model3d" xmlns:o="urn:schemas-microsoft-com:office:office" xmlns:oel="http://schemas.microsoft.com/office/2019/extlst" xmlns:r="http://schemas.openxmlformats.org/officeDocument/2006/relationships" xmlns:m="http://schemas.openxmlformats.org/officeDocument/2006/math" xmlns:v="urn:schemas-microsoft-com:vml" xmlns:wp14="http://schemas.microsoft.com/office/word/2010/wordprocessingDrawing" xmlns:wp="http://schemas.openxmlformats.org/drawingml/2006/wordprocessingDrawing" xmlns:w10="urn:schemas-microsoft-com:office:word" xmlns:w="http://schemas.openxmlformats.org/wordprocessingml/2006/main" xmlns:w14="http://schemas.microsoft.com/office/word/2010/wordml" xmlns:w15="http://schemas.microsoft.com/office/word/2012/wordml" xmlns:w16cex="http://schemas.microsoft.com/office/word/2018/wordml/cex" xmlns:w16cid="http://schemas.microsoft.com/office/word/2016/wordml/cid" xmlns:w16="http://schemas.microsoft.com/office/word/2018/wordml" xmlns:w16du="http://schemas.microsoft.com/office/word/2023/wordml/word16du" xmlns:w16sdtdh="http://schemas.microsoft.com/office/word/2020/wordml/sdtdatahash" xmlns:w16se="http://schemas.microsoft.com/office/word/2015/wordml/symex" xmlns:wpg="http://schemas.microsoft.com/office/word/2010/wordprocessingGroup" xmlns:wpi="http://schemas.microsoft.com/office/word/2010/wordprocessingInk" xmlns:wne="http://schemas.microsoft.com/office/word/2006/wordml" xmlns:wps="http://schemas.microsoft.com/office/word/2010/wordprocessingShape" mc:Ignorable="w14 w15 w16se w16cid w16 w16cex w16sdtdh w16du wp14">
+<w:endnotes xmlns:wpc="http://schemas.microsoft.com/office/word/2010/wordprocessingCanvas" xmlns:cx="http://schemas.microsoft.com/office/drawing/2014/chartex" xmlns:cx1="http://schemas.microsoft.com/office/drawing/2015/9/8/chartex" xmlns:cx2="http://schemas.microsoft.com/office/drawing/2015/10/21/chartex" xmlns:cx3="http://schemas.microsoft.com/office/drawing/2016/5/9/chartex" xmlns:cx4="http://schemas.microsoft.com/office/drawing/2016/5/10/chartex" xmlns:cx5="http://schemas.microsoft.com/office/drawing/2016/5/11/chartex" xmlns:cx6="http://schemas.microsoft.com/office/drawing/2016/5/12/chartex" xmlns:cx7="http://schemas.microsoft.com/office/drawing/2016/5/13/chartex" xmlns:cx8="http://schemas.microsoft.com/office/drawing/2016/5/14/chartex" xmlns:mc="http://schemas.openxmlformats.org/markup-compatibility/2006" xmlns:aink="http://schemas.microsoft.com/office/drawing/2016/ink" xmlns:am3d="http://schemas.microsoft.com/office/drawing/2017/model3d" xmlns:o="urn:schemas-microsoft-com:office:office" xmlns:oel="http://schemas.microsoft.com/office/2019/extlst" xmlns:r="http://schemas.openxmlformats.org/officeDocument/2006/relationships" xmlns:m="http://schemas.openxmlformats.org/officeDocument/2006/math" xmlns:v="urn:schemas-microsoft-com:vml" xmlns:wp14="http://schemas.microsoft.com/office/word/2010/wordprocessingDrawing" xmlns:wp="http://schemas.openxmlformats.org/drawingml/2006/wordprocessingDrawing" xmlns:w10="urn:schemas-microsoft-com:office:word" xmlns:w="http://schemas.openxmlformats.org/wordprocessingml/2006/main" xmlns:w14="http://schemas.microsoft.com/office/word/2010/wordml" xmlns:w15="http://schemas.microsoft.com/office/word/2012/wordml" xmlns:w16cex="http://schemas.microsoft.com/office/word/2018/wordml/cex" xmlns:w16cid="http://schemas.microsoft.com/office/word/2016/wordml/cid" xmlns:w16="http://schemas.microsoft.com/office/word/2018/wordml" xmlns:w16du="http://schemas.microsoft.com/office/word/2023/wordml/word16du" xmlns:w16sdtdh="http://schemas.microsoft.com/office/word/2020/wordml/sdtdatahash" xmlns:w16sdtfl="http://schemas.microsoft.com/office/word/2024/wordml/sdtformatlock" xmlns:w16se="http://schemas.microsoft.com/office/word/2015/wordml/symex" xmlns:wpg="http://schemas.microsoft.com/office/word/2010/wordprocessingGroup" xmlns:wpi="http://schemas.microsoft.com/office/word/2010/wordprocessingInk" xmlns:wne="http://schemas.microsoft.com/office/word/2006/wordml" xmlns:wps="http://schemas.microsoft.com/office/word/2010/wordprocessingShape" mc:Ignorable="w14 w15 w16se w16cid w16 w16cex w16sdtdh w16sdtfl w16du wp14">
   <w:endnote w:type="separator" w:id="-1">
     <w:p>
       <w:r>
@@ -5831,7 +5793,17 @@
 </file>
 
 <file path=word/footer1.xml><?xml version="1.0" encoding="utf-8"?>
-<w:ftr xmlns:wpc="http://schemas.microsoft.com/office/word/2010/wordprocessingCanvas" xmlns:cx="http://schemas.microsoft.com/office/drawing/2014/chartex" xmlns:cx1="http://schemas.microsoft.com/office/drawing/2015/9/8/chartex" xmlns:cx2="http://schemas.microsoft.com/office/drawing/2015/10/21/chartex" xmlns:cx3="http://schemas.microsoft.com/office/drawing/2016/5/9/chartex" xmlns:cx4="http://schemas.microsoft.com/office/drawing/2016/5/10/chartex" xmlns:cx5="http://schemas.microsoft.com/office/drawing/2016/5/11/chartex" xmlns:cx6="http://schemas.microsoft.com/office/drawing/2016/5/12/chartex" xmlns:cx7="http://schemas.microsoft.com/office/drawing/2016/5/13/chartex" xmlns:cx8="http://schemas.microsoft.com/office/drawing/2016/5/14/chartex" xmlns:mc="http://schemas.openxmlformats.org/markup-compatibility/2006" xmlns:aink="http://schemas.microsoft.com/office/drawing/2016/ink" xmlns:am3d="http://schemas.microsoft.com/office/drawing/2017/model3d" xmlns:o="urn:schemas-microsoft-com:office:office" xmlns:oel="http://schemas.microsoft.com/office/2019/extlst" xmlns:r="http://schemas.openxmlformats.org/officeDocument/2006/relationships" xmlns:m="http://schemas.openxmlformats.org/officeDocument/2006/math" xmlns:v="urn:schemas-microsoft-com:vml" xmlns:wp14="http://schemas.microsoft.com/office/word/2010/wordprocessingDrawing" xmlns:wp="http://schemas.openxmlformats.org/drawingml/2006/wordprocessingDrawing" xmlns:w10="urn:schemas-microsoft-com:office:word" xmlns:w="http://schemas.openxmlformats.org/wordprocessingml/2006/main" xmlns:w14="http://schemas.microsoft.com/office/word/2010/wordml" xmlns:w15="http://schemas.microsoft.com/office/word/2012/wordml" xmlns:w16cex="http://schemas.microsoft.com/office/word/2018/wordml/cex" xmlns:w16cid="http://schemas.microsoft.com/office/word/2016/wordml/cid" xmlns:w16="http://schemas.microsoft.com/office/word/2018/wordml" xmlns:w16du="http://schemas.microsoft.com/office/word/2023/wordml/word16du" xmlns:w16sdtdh="http://schemas.microsoft.com/office/word/2020/wordml/sdtdatahash" xmlns:w16se="http://schemas.microsoft.com/office/word/2015/wordml/symex" xmlns:wpg="http://schemas.microsoft.com/office/word/2010/wordprocessingGroup" xmlns:wpi="http://schemas.microsoft.com/office/word/2010/wordprocessingInk" xmlns:wne="http://schemas.microsoft.com/office/word/2006/wordml" xmlns:wps="http://schemas.microsoft.com/office/word/2010/wordprocessingShape" mc:Ignorable="w14 w15 w16se w16cid w16 w16cex w16sdtdh w16du wp14">
+<w:ftr xmlns:wpc="http://schemas.microsoft.com/office/word/2010/wordprocessingCanvas" xmlns:cx="http://schemas.microsoft.com/office/drawing/2014/chartex" xmlns:cx1="http://schemas.microsoft.com/office/drawing/2015/9/8/chartex" xmlns:cx2="http://schemas.microsoft.com/office/drawing/2015/10/21/chartex" xmlns:cx3="http://schemas.microsoft.com/office/drawing/2016/5/9/chartex" xmlns:cx4="http://schemas.microsoft.com/office/drawing/2016/5/10/chartex" xmlns:cx5="http://schemas.microsoft.com/office/drawing/2016/5/11/chartex" xmlns:cx6="http://schemas.microsoft.com/office/drawing/2016/5/12/chartex" xmlns:cx7="http://schemas.microsoft.com/office/drawing/2016/5/13/chartex" xmlns:cx8="http://schemas.microsoft.com/office/drawing/2016/5/14/chartex" xmlns:mc="http://schemas.openxmlformats.org/markup-compatibility/2006" xmlns:aink="http://schemas.microsoft.com/office/drawing/2016/ink" xmlns:am3d="http://schemas.microsoft.com/office/drawing/2017/model3d" xmlns:o="urn:schemas-microsoft-com:office:office" xmlns:oel="http://schemas.microsoft.com/office/2019/extlst" xmlns:r="http://schemas.openxmlformats.org/officeDocument/2006/relationships" xmlns:m="http://schemas.openxmlformats.org/officeDocument/2006/math" xmlns:v="urn:schemas-microsoft-com:vml" xmlns:wp14="http://schemas.microsoft.com/office/word/2010/wordprocessingDrawing" xmlns:wp="http://schemas.openxmlformats.org/drawingml/2006/wordprocessingDrawing" xmlns:w10="urn:schemas-microsoft-com:office:word" xmlns:w="http://schemas.openxmlformats.org/wordprocessingml/2006/main" xmlns:w14="http://schemas.microsoft.com/office/word/2010/wordml" xmlns:w15="http://schemas.microsoft.com/office/word/2012/wordml" xmlns:w16cex="http://schemas.microsoft.com/office/word/2018/wordml/cex" xmlns:w16cid="http://schemas.microsoft.com/office/word/2016/wordml/cid" xmlns:w16="http://schemas.microsoft.com/office/word/2018/wordml" xmlns:w16du="http://schemas.microsoft.com/office/word/2023/wordml/word16du" xmlns:w16sdtdh="http://schemas.microsoft.com/office/word/2020/wordml/sdtdatahash" xmlns:w16sdtfl="http://schemas.microsoft.com/office/word/2024/wordml/sdtformatlock" xmlns:w16se="http://schemas.microsoft.com/office/word/2015/wordml/symex" xmlns:wpg="http://schemas.microsoft.com/office/word/2010/wordprocessingGroup" xmlns:wpi="http://schemas.microsoft.com/office/word/2010/wordprocessingInk" xmlns:wne="http://schemas.microsoft.com/office/word/2006/wordml" xmlns:wps="http://schemas.microsoft.com/office/word/2010/wordprocessingShape" mc:Ignorable="w14 w15 w16se w16cid w16 w16cex w16sdtdh w16sdtfl w16du wp14">
+  <w:p>
+    <w:pPr>
+      <w:pStyle w:val="Rodap"/>
+    </w:pPr>
+  </w:p>
+</w:ftr>
+</file>
+
+<file path=word/footer2.xml><?xml version="1.0" encoding="utf-8"?>
+<w:ftr xmlns:wpc="http://schemas.microsoft.com/office/word/2010/wordprocessingCanvas" xmlns:cx="http://schemas.microsoft.com/office/drawing/2014/chartex" xmlns:cx1="http://schemas.microsoft.com/office/drawing/2015/9/8/chartex" xmlns:cx2="http://schemas.microsoft.com/office/drawing/2015/10/21/chartex" xmlns:cx3="http://schemas.microsoft.com/office/drawing/2016/5/9/chartex" xmlns:cx4="http://schemas.microsoft.com/office/drawing/2016/5/10/chartex" xmlns:cx5="http://schemas.microsoft.com/office/drawing/2016/5/11/chartex" xmlns:cx6="http://schemas.microsoft.com/office/drawing/2016/5/12/chartex" xmlns:cx7="http://schemas.microsoft.com/office/drawing/2016/5/13/chartex" xmlns:cx8="http://schemas.microsoft.com/office/drawing/2016/5/14/chartex" xmlns:mc="http://schemas.openxmlformats.org/markup-compatibility/2006" xmlns:aink="http://schemas.microsoft.com/office/drawing/2016/ink" xmlns:am3d="http://schemas.microsoft.com/office/drawing/2017/model3d" xmlns:o="urn:schemas-microsoft-com:office:office" xmlns:oel="http://schemas.microsoft.com/office/2019/extlst" xmlns:r="http://schemas.openxmlformats.org/officeDocument/2006/relationships" xmlns:m="http://schemas.openxmlformats.org/officeDocument/2006/math" xmlns:v="urn:schemas-microsoft-com:vml" xmlns:wp14="http://schemas.microsoft.com/office/word/2010/wordprocessingDrawing" xmlns:wp="http://schemas.openxmlformats.org/drawingml/2006/wordprocessingDrawing" xmlns:w10="urn:schemas-microsoft-com:office:word" xmlns:w="http://schemas.openxmlformats.org/wordprocessingml/2006/main" xmlns:w14="http://schemas.microsoft.com/office/word/2010/wordml" xmlns:w15="http://schemas.microsoft.com/office/word/2012/wordml" xmlns:w16cex="http://schemas.microsoft.com/office/word/2018/wordml/cex" xmlns:w16cid="http://schemas.microsoft.com/office/word/2016/wordml/cid" xmlns:w16="http://schemas.microsoft.com/office/word/2018/wordml" xmlns:w16du="http://schemas.microsoft.com/office/word/2023/wordml/word16du" xmlns:w16sdtdh="http://schemas.microsoft.com/office/word/2020/wordml/sdtdatahash" xmlns:w16sdtfl="http://schemas.microsoft.com/office/word/2024/wordml/sdtformatlock" xmlns:w16se="http://schemas.microsoft.com/office/word/2015/wordml/symex" xmlns:wpg="http://schemas.microsoft.com/office/word/2010/wordprocessingGroup" xmlns:wpi="http://schemas.microsoft.com/office/word/2010/wordprocessingInk" xmlns:wne="http://schemas.microsoft.com/office/word/2006/wordml" xmlns:wps="http://schemas.microsoft.com/office/word/2010/wordprocessingShape" mc:Ignorable="w14 w15 w16se w16cid w16 w16cex w16sdtdh w16sdtfl w16du wp14">
   <w:tbl>
     <w:tblPr>
       <w:tblStyle w:val="Tabelacomgrade"/>
@@ -5859,7 +5831,6 @@
       <w:tc>
         <w:tcPr>
           <w:tcW w:w="5000" w:type="pct"/>
-          <w:shd w:val="clear" w:color="auto" w:fill="auto"/>
           <w:vAlign w:val="center"/>
         </w:tcPr>
         <w:p>
@@ -6039,8 +6010,8 @@
 </w:ftr>
 </file>
 
-<file path=word/footer2.xml><?xml version="1.0" encoding="utf-8"?>
-<w:ftr xmlns:wpc="http://schemas.microsoft.com/office/word/2010/wordprocessingCanvas" xmlns:cx="http://schemas.microsoft.com/office/drawing/2014/chartex" xmlns:cx1="http://schemas.microsoft.com/office/drawing/2015/9/8/chartex" xmlns:cx2="http://schemas.microsoft.com/office/drawing/2015/10/21/chartex" xmlns:cx3="http://schemas.microsoft.com/office/drawing/2016/5/9/chartex" xmlns:cx4="http://schemas.microsoft.com/office/drawing/2016/5/10/chartex" xmlns:cx5="http://schemas.microsoft.com/office/drawing/2016/5/11/chartex" xmlns:cx6="http://schemas.microsoft.com/office/drawing/2016/5/12/chartex" xmlns:cx7="http://schemas.microsoft.com/office/drawing/2016/5/13/chartex" xmlns:cx8="http://schemas.microsoft.com/office/drawing/2016/5/14/chartex" xmlns:mc="http://schemas.openxmlformats.org/markup-compatibility/2006" xmlns:aink="http://schemas.microsoft.com/office/drawing/2016/ink" xmlns:am3d="http://schemas.microsoft.com/office/drawing/2017/model3d" xmlns:o="urn:schemas-microsoft-com:office:office" xmlns:oel="http://schemas.microsoft.com/office/2019/extlst" xmlns:r="http://schemas.openxmlformats.org/officeDocument/2006/relationships" xmlns:m="http://schemas.openxmlformats.org/officeDocument/2006/math" xmlns:v="urn:schemas-microsoft-com:vml" xmlns:wp14="http://schemas.microsoft.com/office/word/2010/wordprocessingDrawing" xmlns:wp="http://schemas.openxmlformats.org/drawingml/2006/wordprocessingDrawing" xmlns:w10="urn:schemas-microsoft-com:office:word" xmlns:w="http://schemas.openxmlformats.org/wordprocessingml/2006/main" xmlns:w14="http://schemas.microsoft.com/office/word/2010/wordml" xmlns:w15="http://schemas.microsoft.com/office/word/2012/wordml" xmlns:w16cex="http://schemas.microsoft.com/office/word/2018/wordml/cex" xmlns:w16cid="http://schemas.microsoft.com/office/word/2016/wordml/cid" xmlns:w16="http://schemas.microsoft.com/office/word/2018/wordml" xmlns:w16du="http://schemas.microsoft.com/office/word/2023/wordml/word16du" xmlns:w16sdtdh="http://schemas.microsoft.com/office/word/2020/wordml/sdtdatahash" xmlns:w16se="http://schemas.microsoft.com/office/word/2015/wordml/symex" xmlns:wpg="http://schemas.microsoft.com/office/word/2010/wordprocessingGroup" xmlns:wpi="http://schemas.microsoft.com/office/word/2010/wordprocessingInk" xmlns:wne="http://schemas.microsoft.com/office/word/2006/wordml" xmlns:wps="http://schemas.microsoft.com/office/word/2010/wordprocessingShape" mc:Ignorable="w14 w15 w16se w16cid w16 w16cex w16sdtdh w16du wp14">
+<file path=word/footer3.xml><?xml version="1.0" encoding="utf-8"?>
+<w:ftr xmlns:wpc="http://schemas.microsoft.com/office/word/2010/wordprocessingCanvas" xmlns:cx="http://schemas.microsoft.com/office/drawing/2014/chartex" xmlns:cx1="http://schemas.microsoft.com/office/drawing/2015/9/8/chartex" xmlns:cx2="http://schemas.microsoft.com/office/drawing/2015/10/21/chartex" xmlns:cx3="http://schemas.microsoft.com/office/drawing/2016/5/9/chartex" xmlns:cx4="http://schemas.microsoft.com/office/drawing/2016/5/10/chartex" xmlns:cx5="http://schemas.microsoft.com/office/drawing/2016/5/11/chartex" xmlns:cx6="http://schemas.microsoft.com/office/drawing/2016/5/12/chartex" xmlns:cx7="http://schemas.microsoft.com/office/drawing/2016/5/13/chartex" xmlns:cx8="http://schemas.microsoft.com/office/drawing/2016/5/14/chartex" xmlns:mc="http://schemas.openxmlformats.org/markup-compatibility/2006" xmlns:aink="http://schemas.microsoft.com/office/drawing/2016/ink" xmlns:am3d="http://schemas.microsoft.com/office/drawing/2017/model3d" xmlns:o="urn:schemas-microsoft-com:office:office" xmlns:oel="http://schemas.microsoft.com/office/2019/extlst" xmlns:r="http://schemas.openxmlformats.org/officeDocument/2006/relationships" xmlns:m="http://schemas.openxmlformats.org/officeDocument/2006/math" xmlns:v="urn:schemas-microsoft-com:vml" xmlns:wp14="http://schemas.microsoft.com/office/word/2010/wordprocessingDrawing" xmlns:wp="http://schemas.openxmlformats.org/drawingml/2006/wordprocessingDrawing" xmlns:w10="urn:schemas-microsoft-com:office:word" xmlns:w="http://schemas.openxmlformats.org/wordprocessingml/2006/main" xmlns:w14="http://schemas.microsoft.com/office/word/2010/wordml" xmlns:w15="http://schemas.microsoft.com/office/word/2012/wordml" xmlns:w16cex="http://schemas.microsoft.com/office/word/2018/wordml/cex" xmlns:w16cid="http://schemas.microsoft.com/office/word/2016/wordml/cid" xmlns:w16="http://schemas.microsoft.com/office/word/2018/wordml" xmlns:w16du="http://schemas.microsoft.com/office/word/2023/wordml/word16du" xmlns:w16sdtdh="http://schemas.microsoft.com/office/word/2020/wordml/sdtdatahash" xmlns:w16sdtfl="http://schemas.microsoft.com/office/word/2024/wordml/sdtformatlock" xmlns:w16se="http://schemas.microsoft.com/office/word/2015/wordml/symex" xmlns:wpg="http://schemas.microsoft.com/office/word/2010/wordprocessingGroup" xmlns:wpi="http://schemas.microsoft.com/office/word/2010/wordprocessingInk" xmlns:wne="http://schemas.microsoft.com/office/word/2006/wordml" xmlns:wps="http://schemas.microsoft.com/office/word/2010/wordprocessingShape" mc:Ignorable="w14 w15 w16se w16cid w16 w16cex w16sdtdh w16sdtfl w16du wp14">
   <w:tbl>
     <w:tblPr>
       <w:tblStyle w:val="Tabelacomgrade"/>
@@ -6072,7 +6043,6 @@
             <w:bottom w:val="single" w:sz="4" w:space="0" w:color="auto"/>
             <w:right w:val="nil"/>
           </w:tcBorders>
-          <w:shd w:val="clear" w:color="auto" w:fill="auto"/>
           <w:vAlign w:val="center"/>
         </w:tcPr>
         <w:p>
@@ -6146,7 +6116,6 @@
             <w:bottom w:val="nil"/>
             <w:right w:val="nil"/>
           </w:tcBorders>
-          <w:shd w:val="clear" w:color="auto" w:fill="auto"/>
         </w:tcPr>
         <w:p>
           <w:pPr>
@@ -6766,7 +6735,7 @@
 </file>
 
 <file path=word/footnotes.xml><?xml version="1.0" encoding="utf-8"?>
-<w:footnotes xmlns:wpc="http://schemas.microsoft.com/office/word/2010/wordprocessingCanvas" xmlns:cx="http://schemas.microsoft.com/office/drawing/2014/chartex" xmlns:cx1="http://schemas.microsoft.com/office/drawing/2015/9/8/chartex" xmlns:cx2="http://schemas.microsoft.com/office/drawing/2015/10/21/chartex" xmlns:cx3="http://schemas.microsoft.com/office/drawing/2016/5/9/chartex" xmlns:cx4="http://schemas.microsoft.com/office/drawing/2016/5/10/chartex" xmlns:cx5="http://schemas.microsoft.com/office/drawing/2016/5/11/chartex" xmlns:cx6="http://schemas.microsoft.com/office/drawing/2016/5/12/chartex" xmlns:cx7="http://schemas.microsoft.com/office/drawing/2016/5/13/chartex" xmlns:cx8="http://schemas.microsoft.com/office/drawing/2016/5/14/chartex" xmlns:mc="http://schemas.openxmlformats.org/markup-compatibility/2006" xmlns:aink="http://schemas.microsoft.com/office/drawing/2016/ink" xmlns:am3d="http://schemas.microsoft.com/office/drawing/2017/model3d" xmlns:o="urn:schemas-microsoft-com:office:office" xmlns:oel="http://schemas.microsoft.com/office/2019/extlst" xmlns:r="http://schemas.openxmlformats.org/officeDocument/2006/relationships" xmlns:m="http://schemas.openxmlformats.org/officeDocument/2006/math" xmlns:v="urn:schemas-microsoft-com:vml" xmlns:wp14="http://schemas.microsoft.com/office/word/2010/wordprocessingDrawing" xmlns:wp="http://schemas.openxmlformats.org/drawingml/2006/wordprocessingDrawing" xmlns:w10="urn:schemas-microsoft-com:office:word" xmlns:w="http://schemas.openxmlformats.org/wordprocessingml/2006/main" xmlns:w14="http://schemas.microsoft.com/office/word/2010/wordml" xmlns:w15="http://schemas.microsoft.com/office/word/2012/wordml" xmlns:w16cex="http://schemas.microsoft.com/office/word/2018/wordml/cex" xmlns:w16cid="http://schemas.microsoft.com/office/word/2016/wordml/cid" xmlns:w16="http://schemas.microsoft.com/office/word/2018/wordml" xmlns:w16du="http://schemas.microsoft.com/office/word/2023/wordml/word16du" xmlns:w16sdtdh="http://schemas.microsoft.com/office/word/2020/wordml/sdtdatahash" xmlns:w16se="http://schemas.microsoft.com/office/word/2015/wordml/symex" xmlns:wpg="http://schemas.microsoft.com/office/word/2010/wordprocessingGroup" xmlns:wpi="http://schemas.microsoft.com/office/word/2010/wordprocessingInk" xmlns:wne="http://schemas.microsoft.com/office/word/2006/wordml" xmlns:wps="http://schemas.microsoft.com/office/word/2010/wordprocessingShape" mc:Ignorable="w14 w15 w16se w16cid w16 w16cex w16sdtdh w16du wp14">
+<w:footnotes xmlns:wpc="http://schemas.microsoft.com/office/word/2010/wordprocessingCanvas" xmlns:cx="http://schemas.microsoft.com/office/drawing/2014/chartex" xmlns:cx1="http://schemas.microsoft.com/office/drawing/2015/9/8/chartex" xmlns:cx2="http://schemas.microsoft.com/office/drawing/2015/10/21/chartex" xmlns:cx3="http://schemas.microsoft.com/office/drawing/2016/5/9/chartex" xmlns:cx4="http://schemas.microsoft.com/office/drawing/2016/5/10/chartex" xmlns:cx5="http://schemas.microsoft.com/office/drawing/2016/5/11/chartex" xmlns:cx6="http://schemas.microsoft.com/office/drawing/2016/5/12/chartex" xmlns:cx7="http://schemas.microsoft.com/office/drawing/2016/5/13/chartex" xmlns:cx8="http://schemas.microsoft.com/office/drawing/2016/5/14/chartex" xmlns:mc="http://schemas.openxmlformats.org/markup-compatibility/2006" xmlns:aink="http://schemas.microsoft.com/office/drawing/2016/ink" xmlns:am3d="http://schemas.microsoft.com/office/drawing/2017/model3d" xmlns:o="urn:schemas-microsoft-com:office:office" xmlns:oel="http://schemas.microsoft.com/office/2019/extlst" xmlns:r="http://schemas.openxmlformats.org/officeDocument/2006/relationships" xmlns:m="http://schemas.openxmlformats.org/officeDocument/2006/math" xmlns:v="urn:schemas-microsoft-com:vml" xmlns:wp14="http://schemas.microsoft.com/office/word/2010/wordprocessingDrawing" xmlns:wp="http://schemas.openxmlformats.org/drawingml/2006/wordprocessingDrawing" xmlns:w10="urn:schemas-microsoft-com:office:word" xmlns:w="http://schemas.openxmlformats.org/wordprocessingml/2006/main" xmlns:w14="http://schemas.microsoft.com/office/word/2010/wordml" xmlns:w15="http://schemas.microsoft.com/office/word/2012/wordml" xmlns:w16cex="http://schemas.microsoft.com/office/word/2018/wordml/cex" xmlns:w16cid="http://schemas.microsoft.com/office/word/2016/wordml/cid" xmlns:w16="http://schemas.microsoft.com/office/word/2018/wordml" xmlns:w16du="http://schemas.microsoft.com/office/word/2023/wordml/word16du" xmlns:w16sdtdh="http://schemas.microsoft.com/office/word/2020/wordml/sdtdatahash" xmlns:w16sdtfl="http://schemas.microsoft.com/office/word/2024/wordml/sdtformatlock" xmlns:w16se="http://schemas.microsoft.com/office/word/2015/wordml/symex" xmlns:wpg="http://schemas.microsoft.com/office/word/2010/wordprocessingGroup" xmlns:wpi="http://schemas.microsoft.com/office/word/2010/wordprocessingInk" xmlns:wne="http://schemas.microsoft.com/office/word/2006/wordml" xmlns:wps="http://schemas.microsoft.com/office/word/2010/wordprocessingShape" mc:Ignorable="w14 w15 w16se w16cid w16 w16cex w16sdtdh w16sdtfl w16du wp14">
   <w:footnote w:type="separator" w:id="-1">
     <w:p>
       <w:r>
@@ -6785,7 +6754,17 @@
 </file>
 
 <file path=word/header1.xml><?xml version="1.0" encoding="utf-8"?>
-<w:hdr xmlns:wpc="http://schemas.microsoft.com/office/word/2010/wordprocessingCanvas" xmlns:cx="http://schemas.microsoft.com/office/drawing/2014/chartex" xmlns:cx1="http://schemas.microsoft.com/office/drawing/2015/9/8/chartex" xmlns:cx2="http://schemas.microsoft.com/office/drawing/2015/10/21/chartex" xmlns:cx3="http://schemas.microsoft.com/office/drawing/2016/5/9/chartex" xmlns:cx4="http://schemas.microsoft.com/office/drawing/2016/5/10/chartex" xmlns:cx5="http://schemas.microsoft.com/office/drawing/2016/5/11/chartex" xmlns:cx6="http://schemas.microsoft.com/office/drawing/2016/5/12/chartex" xmlns:cx7="http://schemas.microsoft.com/office/drawing/2016/5/13/chartex" xmlns:cx8="http://schemas.microsoft.com/office/drawing/2016/5/14/chartex" xmlns:mc="http://schemas.openxmlformats.org/markup-compatibility/2006" xmlns:aink="http://schemas.microsoft.com/office/drawing/2016/ink" xmlns:am3d="http://schemas.microsoft.com/office/drawing/2017/model3d" xmlns:o="urn:schemas-microsoft-com:office:office" xmlns:oel="http://schemas.microsoft.com/office/2019/extlst" xmlns:r="http://schemas.openxmlformats.org/officeDocument/2006/relationships" xmlns:m="http://schemas.openxmlformats.org/officeDocument/2006/math" xmlns:v="urn:schemas-microsoft-com:vml" xmlns:wp14="http://schemas.microsoft.com/office/word/2010/wordprocessingDrawing" xmlns:wp="http://schemas.openxmlformats.org/drawingml/2006/wordprocessingDrawing" xmlns:w10="urn:schemas-microsoft-com:office:word" xmlns:w="http://schemas.openxmlformats.org/wordprocessingml/2006/main" xmlns:w14="http://schemas.microsoft.com/office/word/2010/wordml" xmlns:w15="http://schemas.microsoft.com/office/word/2012/wordml" xmlns:w16cex="http://schemas.microsoft.com/office/word/2018/wordml/cex" xmlns:w16cid="http://schemas.microsoft.com/office/word/2016/wordml/cid" xmlns:w16="http://schemas.microsoft.com/office/word/2018/wordml" xmlns:w16du="http://schemas.microsoft.com/office/word/2023/wordml/word16du" xmlns:w16sdtdh="http://schemas.microsoft.com/office/word/2020/wordml/sdtdatahash" xmlns:w16se="http://schemas.microsoft.com/office/word/2015/wordml/symex" xmlns:wpg="http://schemas.microsoft.com/office/word/2010/wordprocessingGroup" xmlns:wpi="http://schemas.microsoft.com/office/word/2010/wordprocessingInk" xmlns:wne="http://schemas.microsoft.com/office/word/2006/wordml" xmlns:wps="http://schemas.microsoft.com/office/word/2010/wordprocessingShape" mc:Ignorable="w14 w15 w16se w16cid w16 w16cex w16sdtdh w16du wp14">
+<w:hdr xmlns:wpc="http://schemas.microsoft.com/office/word/2010/wordprocessingCanvas" xmlns:cx="http://schemas.microsoft.com/office/drawing/2014/chartex" xmlns:cx1="http://schemas.microsoft.com/office/drawing/2015/9/8/chartex" xmlns:cx2="http://schemas.microsoft.com/office/drawing/2015/10/21/chartex" xmlns:cx3="http://schemas.microsoft.com/office/drawing/2016/5/9/chartex" xmlns:cx4="http://schemas.microsoft.com/office/drawing/2016/5/10/chartex" xmlns:cx5="http://schemas.microsoft.com/office/drawing/2016/5/11/chartex" xmlns:cx6="http://schemas.microsoft.com/office/drawing/2016/5/12/chartex" xmlns:cx7="http://schemas.microsoft.com/office/drawing/2016/5/13/chartex" xmlns:cx8="http://schemas.microsoft.com/office/drawing/2016/5/14/chartex" xmlns:mc="http://schemas.openxmlformats.org/markup-compatibility/2006" xmlns:aink="http://schemas.microsoft.com/office/drawing/2016/ink" xmlns:am3d="http://schemas.microsoft.com/office/drawing/2017/model3d" xmlns:o="urn:schemas-microsoft-com:office:office" xmlns:oel="http://schemas.microsoft.com/office/2019/extlst" xmlns:r="http://schemas.openxmlformats.org/officeDocument/2006/relationships" xmlns:m="http://schemas.openxmlformats.org/officeDocument/2006/math" xmlns:v="urn:schemas-microsoft-com:vml" xmlns:wp14="http://schemas.microsoft.com/office/word/2010/wordprocessingDrawing" xmlns:wp="http://schemas.openxmlformats.org/drawingml/2006/wordprocessingDrawing" xmlns:w10="urn:schemas-microsoft-com:office:word" xmlns:w="http://schemas.openxmlformats.org/wordprocessingml/2006/main" xmlns:w14="http://schemas.microsoft.com/office/word/2010/wordml" xmlns:w15="http://schemas.microsoft.com/office/word/2012/wordml" xmlns:w16cex="http://schemas.microsoft.com/office/word/2018/wordml/cex" xmlns:w16cid="http://schemas.microsoft.com/office/word/2016/wordml/cid" xmlns:w16="http://schemas.microsoft.com/office/word/2018/wordml" xmlns:w16du="http://schemas.microsoft.com/office/word/2023/wordml/word16du" xmlns:w16sdtdh="http://schemas.microsoft.com/office/word/2020/wordml/sdtdatahash" xmlns:w16sdtfl="http://schemas.microsoft.com/office/word/2024/wordml/sdtformatlock" xmlns:w16se="http://schemas.microsoft.com/office/word/2015/wordml/symex" xmlns:wpg="http://schemas.microsoft.com/office/word/2010/wordprocessingGroup" xmlns:wpi="http://schemas.microsoft.com/office/word/2010/wordprocessingInk" xmlns:wne="http://schemas.microsoft.com/office/word/2006/wordml" xmlns:wps="http://schemas.microsoft.com/office/word/2010/wordprocessingShape" mc:Ignorable="w14 w15 w16se w16cid w16 w16cex w16sdtdh w16sdtfl w16du wp14">
+  <w:p>
+    <w:pPr>
+      <w:pStyle w:val="Cabealho"/>
+    </w:pPr>
+  </w:p>
+</w:hdr>
+</file>
+
+<file path=word/header2.xml><?xml version="1.0" encoding="utf-8"?>
+<w:hdr xmlns:wpc="http://schemas.microsoft.com/office/word/2010/wordprocessingCanvas" xmlns:cx="http://schemas.microsoft.com/office/drawing/2014/chartex" xmlns:cx1="http://schemas.microsoft.com/office/drawing/2015/9/8/chartex" xmlns:cx2="http://schemas.microsoft.com/office/drawing/2015/10/21/chartex" xmlns:cx3="http://schemas.microsoft.com/office/drawing/2016/5/9/chartex" xmlns:cx4="http://schemas.microsoft.com/office/drawing/2016/5/10/chartex" xmlns:cx5="http://schemas.microsoft.com/office/drawing/2016/5/11/chartex" xmlns:cx6="http://schemas.microsoft.com/office/drawing/2016/5/12/chartex" xmlns:cx7="http://schemas.microsoft.com/office/drawing/2016/5/13/chartex" xmlns:cx8="http://schemas.microsoft.com/office/drawing/2016/5/14/chartex" xmlns:mc="http://schemas.openxmlformats.org/markup-compatibility/2006" xmlns:aink="http://schemas.microsoft.com/office/drawing/2016/ink" xmlns:am3d="http://schemas.microsoft.com/office/drawing/2017/model3d" xmlns:o="urn:schemas-microsoft-com:office:office" xmlns:oel="http://schemas.microsoft.com/office/2019/extlst" xmlns:r="http://schemas.openxmlformats.org/officeDocument/2006/relationships" xmlns:m="http://schemas.openxmlformats.org/officeDocument/2006/math" xmlns:v="urn:schemas-microsoft-com:vml" xmlns:wp14="http://schemas.microsoft.com/office/word/2010/wordprocessingDrawing" xmlns:wp="http://schemas.openxmlformats.org/drawingml/2006/wordprocessingDrawing" xmlns:w10="urn:schemas-microsoft-com:office:word" xmlns:w="http://schemas.openxmlformats.org/wordprocessingml/2006/main" xmlns:w14="http://schemas.microsoft.com/office/word/2010/wordml" xmlns:w15="http://schemas.microsoft.com/office/word/2012/wordml" xmlns:w16cex="http://schemas.microsoft.com/office/word/2018/wordml/cex" xmlns:w16cid="http://schemas.microsoft.com/office/word/2016/wordml/cid" xmlns:w16="http://schemas.microsoft.com/office/word/2018/wordml" xmlns:w16du="http://schemas.microsoft.com/office/word/2023/wordml/word16du" xmlns:w16sdtdh="http://schemas.microsoft.com/office/word/2020/wordml/sdtdatahash" xmlns:w16sdtfl="http://schemas.microsoft.com/office/word/2024/wordml/sdtformatlock" xmlns:w16se="http://schemas.microsoft.com/office/word/2015/wordml/symex" xmlns:wpg="http://schemas.microsoft.com/office/word/2010/wordprocessingGroup" xmlns:wpi="http://schemas.microsoft.com/office/word/2010/wordprocessingInk" xmlns:wne="http://schemas.microsoft.com/office/word/2006/wordml" xmlns:wps="http://schemas.microsoft.com/office/word/2010/wordprocessingShape" mc:Ignorable="w14 w15 w16se w16cid w16 w16cex w16sdtdh w16sdtfl w16du wp14">
   <w:p>
     <w:pPr>
       <w:pBdr>
@@ -6826,7 +6805,6 @@
       <w:tc>
         <w:tcPr>
           <w:tcW w:w="1418" w:type="dxa"/>
-          <w:shd w:val="clear" w:color="auto" w:fill="auto"/>
           <w:vAlign w:val="center"/>
         </w:tcPr>
         <w:p>
@@ -6838,66 +6816,11 @@
               <w:sz w:val="22"/>
             </w:rPr>
           </w:pPr>
-          <w:r>
-            <w:rPr>
-              <w:noProof/>
-              <w:sz w:val="22"/>
-            </w:rPr>
-            <w:drawing>
-              <wp:inline distT="0" distB="0" distL="0" distR="0" wp14:anchorId="132A5CC2" wp14:editId="5B353998">
-                <wp:extent cx="525600" cy="468000"/>
-                <wp:effectExtent l="0" t="0" r="8255" b="8255"/>
-                <wp:docPr id="2" name="Imagem 2"/>
-                <wp:cNvGraphicFramePr>
-                  <a:graphicFrameLocks xmlns:a="http://schemas.openxmlformats.org/drawingml/2006/main" noChangeAspect="1"/>
-                </wp:cNvGraphicFramePr>
-                <a:graphic xmlns:a="http://schemas.openxmlformats.org/drawingml/2006/main">
-                  <a:graphicData uri="http://schemas.openxmlformats.org/drawingml/2006/picture">
-                    <pic:pic xmlns:pic="http://schemas.openxmlformats.org/drawingml/2006/picture">
-                      <pic:nvPicPr>
-                        <pic:cNvPr id="0" name="vertical-preta-traco.png"/>
-                        <pic:cNvPicPr/>
-                      </pic:nvPicPr>
-                      <pic:blipFill rotWithShape="1">
-                        <a:blip r:embed="rId1" cstate="print">
-                          <a:extLst>
-                            <a:ext uri="{28A0092B-C50C-407E-A947-70E740481C1C}">
-                              <a14:useLocalDpi xmlns:a14="http://schemas.microsoft.com/office/drawing/2010/main" val="0"/>
-                            </a:ext>
-                          </a:extLst>
-                        </a:blip>
-                        <a:srcRect l="3694" t="5551" r="4157" b="5124"/>
-                        <a:stretch/>
-                      </pic:blipFill>
-                      <pic:spPr bwMode="auto">
-                        <a:xfrm>
-                          <a:off x="0" y="0"/>
-                          <a:ext cx="525600" cy="468000"/>
-                        </a:xfrm>
-                        <a:prstGeom prst="rect">
-                          <a:avLst/>
-                        </a:prstGeom>
-                        <a:ln>
-                          <a:noFill/>
-                        </a:ln>
-                        <a:extLst>
-                          <a:ext uri="{53640926-AAD7-44D8-BBD7-CCE9431645EC}">
-                            <a14:shadowObscured xmlns:a14="http://schemas.microsoft.com/office/drawing/2010/main"/>
-                          </a:ext>
-                        </a:extLst>
-                      </pic:spPr>
-                    </pic:pic>
-                  </a:graphicData>
-                </a:graphic>
-              </wp:inline>
-            </w:drawing>
-          </w:r>
         </w:p>
       </w:tc>
       <w:tc>
         <w:tcPr>
           <w:tcW w:w="0" w:type="auto"/>
-          <w:shd w:val="clear" w:color="auto" w:fill="auto"/>
           <w:vAlign w:val="center"/>
         </w:tcPr>
         <w:p>
@@ -6910,6 +6833,9 @@
               <w:szCs w:val="16"/>
             </w:rPr>
           </w:pPr>
+          <w:r>
+            <w:t xml:space="preserve">Teste de </w:t>
+          </w:r>
           <w:r>
             <w:t xml:space="preserve">Certificado </w:t>
           </w:r>
@@ -6991,23 +6917,13 @@
       <w:t>numCert</w:t>
     </w:r>
     <w:proofErr w:type="spellEnd"/>
-    <w:proofErr w:type="gramStart"/>
     <w:r>
       <w:rPr>
         <w:b/>
         <w:sz w:val="28"/>
         <w:u w:val="single"/>
       </w:rPr>
-      <w:t>}}/</w:t>
-    </w:r>
-    <w:proofErr w:type="gramEnd"/>
-    <w:r>
-      <w:rPr>
-        <w:b/>
-        <w:sz w:val="28"/>
-        <w:u w:val="single"/>
-      </w:rPr>
-      <w:t>{{</w:t>
+      <w:t>}}/{{</w:t>
     </w:r>
     <w:proofErr w:type="spellStart"/>
     <w:r>
@@ -7064,8 +6980,8 @@
 </w:hdr>
 </file>
 
-<file path=word/header2.xml><?xml version="1.0" encoding="utf-8"?>
-<w:hdr xmlns:wpc="http://schemas.microsoft.com/office/word/2010/wordprocessingCanvas" xmlns:cx="http://schemas.microsoft.com/office/drawing/2014/chartex" xmlns:cx1="http://schemas.microsoft.com/office/drawing/2015/9/8/chartex" xmlns:cx2="http://schemas.microsoft.com/office/drawing/2015/10/21/chartex" xmlns:cx3="http://schemas.microsoft.com/office/drawing/2016/5/9/chartex" xmlns:cx4="http://schemas.microsoft.com/office/drawing/2016/5/10/chartex" xmlns:cx5="http://schemas.microsoft.com/office/drawing/2016/5/11/chartex" xmlns:cx6="http://schemas.microsoft.com/office/drawing/2016/5/12/chartex" xmlns:cx7="http://schemas.microsoft.com/office/drawing/2016/5/13/chartex" xmlns:cx8="http://schemas.microsoft.com/office/drawing/2016/5/14/chartex" xmlns:mc="http://schemas.openxmlformats.org/markup-compatibility/2006" xmlns:aink="http://schemas.microsoft.com/office/drawing/2016/ink" xmlns:am3d="http://schemas.microsoft.com/office/drawing/2017/model3d" xmlns:o="urn:schemas-microsoft-com:office:office" xmlns:oel="http://schemas.microsoft.com/office/2019/extlst" xmlns:r="http://schemas.openxmlformats.org/officeDocument/2006/relationships" xmlns:m="http://schemas.openxmlformats.org/officeDocument/2006/math" xmlns:v="urn:schemas-microsoft-com:vml" xmlns:wp14="http://schemas.microsoft.com/office/word/2010/wordprocessingDrawing" xmlns:wp="http://schemas.openxmlformats.org/drawingml/2006/wordprocessingDrawing" xmlns:w10="urn:schemas-microsoft-com:office:word" xmlns:w="http://schemas.openxmlformats.org/wordprocessingml/2006/main" xmlns:w14="http://schemas.microsoft.com/office/word/2010/wordml" xmlns:w15="http://schemas.microsoft.com/office/word/2012/wordml" xmlns:w16cex="http://schemas.microsoft.com/office/word/2018/wordml/cex" xmlns:w16cid="http://schemas.microsoft.com/office/word/2016/wordml/cid" xmlns:w16="http://schemas.microsoft.com/office/word/2018/wordml" xmlns:w16du="http://schemas.microsoft.com/office/word/2023/wordml/word16du" xmlns:w16sdtdh="http://schemas.microsoft.com/office/word/2020/wordml/sdtdatahash" xmlns:w16se="http://schemas.microsoft.com/office/word/2015/wordml/symex" xmlns:wpg="http://schemas.microsoft.com/office/word/2010/wordprocessingGroup" xmlns:wpi="http://schemas.microsoft.com/office/word/2010/wordprocessingInk" xmlns:wne="http://schemas.microsoft.com/office/word/2006/wordml" xmlns:wps="http://schemas.microsoft.com/office/word/2010/wordprocessingShape" mc:Ignorable="w14 w15 w16se w16cid w16 w16cex w16sdtdh w16du wp14">
+<file path=word/header3.xml><?xml version="1.0" encoding="utf-8"?>
+<w:hdr xmlns:wpc="http://schemas.microsoft.com/office/word/2010/wordprocessingCanvas" xmlns:cx="http://schemas.microsoft.com/office/drawing/2014/chartex" xmlns:cx1="http://schemas.microsoft.com/office/drawing/2015/9/8/chartex" xmlns:cx2="http://schemas.microsoft.com/office/drawing/2015/10/21/chartex" xmlns:cx3="http://schemas.microsoft.com/office/drawing/2016/5/9/chartex" xmlns:cx4="http://schemas.microsoft.com/office/drawing/2016/5/10/chartex" xmlns:cx5="http://schemas.microsoft.com/office/drawing/2016/5/11/chartex" xmlns:cx6="http://schemas.microsoft.com/office/drawing/2016/5/12/chartex" xmlns:cx7="http://schemas.microsoft.com/office/drawing/2016/5/13/chartex" xmlns:cx8="http://schemas.microsoft.com/office/drawing/2016/5/14/chartex" xmlns:mc="http://schemas.openxmlformats.org/markup-compatibility/2006" xmlns:aink="http://schemas.microsoft.com/office/drawing/2016/ink" xmlns:am3d="http://schemas.microsoft.com/office/drawing/2017/model3d" xmlns:o="urn:schemas-microsoft-com:office:office" xmlns:oel="http://schemas.microsoft.com/office/2019/extlst" xmlns:r="http://schemas.openxmlformats.org/officeDocument/2006/relationships" xmlns:m="http://schemas.openxmlformats.org/officeDocument/2006/math" xmlns:v="urn:schemas-microsoft-com:vml" xmlns:wp14="http://schemas.microsoft.com/office/word/2010/wordprocessingDrawing" xmlns:wp="http://schemas.openxmlformats.org/drawingml/2006/wordprocessingDrawing" xmlns:w10="urn:schemas-microsoft-com:office:word" xmlns:w="http://schemas.openxmlformats.org/wordprocessingml/2006/main" xmlns:w14="http://schemas.microsoft.com/office/word/2010/wordml" xmlns:w15="http://schemas.microsoft.com/office/word/2012/wordml" xmlns:w16cex="http://schemas.microsoft.com/office/word/2018/wordml/cex" xmlns:w16cid="http://schemas.microsoft.com/office/word/2016/wordml/cid" xmlns:w16="http://schemas.microsoft.com/office/word/2018/wordml" xmlns:w16du="http://schemas.microsoft.com/office/word/2023/wordml/word16du" xmlns:w16sdtdh="http://schemas.microsoft.com/office/word/2020/wordml/sdtdatahash" xmlns:w16sdtfl="http://schemas.microsoft.com/office/word/2024/wordml/sdtformatlock" xmlns:w16se="http://schemas.microsoft.com/office/word/2015/wordml/symex" xmlns:wpg="http://schemas.microsoft.com/office/word/2010/wordprocessingGroup" xmlns:wpi="http://schemas.microsoft.com/office/word/2010/wordprocessingInk" xmlns:wne="http://schemas.microsoft.com/office/word/2006/wordml" xmlns:wps="http://schemas.microsoft.com/office/word/2010/wordprocessingShape" mc:Ignorable="w14 w15 w16se w16cid w16 w16cex w16sdtdh w16sdtfl w16du wp14">
   <w:p>
     <w:pPr>
       <w:pBdr>
@@ -7094,9 +7010,9 @@
       <w:tblLook w:val="04A0" w:firstRow="1" w:lastRow="0" w:firstColumn="1" w:lastColumn="0" w:noHBand="0" w:noVBand="1"/>
     </w:tblPr>
     <w:tblGrid>
-      <w:gridCol w:w="2224"/>
-      <w:gridCol w:w="6342"/>
-      <w:gridCol w:w="2206"/>
+      <w:gridCol w:w="2212"/>
+      <w:gridCol w:w="6351"/>
+      <w:gridCol w:w="2209"/>
     </w:tblGrid>
     <w:tr>
       <w:trPr>
@@ -7106,7 +7022,6 @@
       <w:tc>
         <w:tcPr>
           <w:tcW w:w="2257" w:type="dxa"/>
-          <w:shd w:val="clear" w:color="auto" w:fill="auto"/>
           <w:vAlign w:val="center"/>
         </w:tcPr>
         <w:p>
@@ -7116,80 +7031,11 @@
               <w:rFonts w:ascii="Arial" w:hAnsi="Arial" w:cs="Arial"/>
             </w:rPr>
           </w:pPr>
-          <w:r>
-            <w:rPr>
-              <w:rFonts w:ascii="Arial" w:hAnsi="Arial" w:cs="Arial"/>
-              <w:noProof/>
-            </w:rPr>
-            <w:drawing>
-              <wp:anchor distT="0" distB="0" distL="114300" distR="114300" simplePos="0" relativeHeight="251655680" behindDoc="0" locked="0" layoutInCell="1" allowOverlap="1" wp14:anchorId="69EE4EF1" wp14:editId="649F5736">
-                <wp:simplePos x="0" y="0"/>
-                <wp:positionH relativeFrom="column">
-                  <wp:posOffset>259080</wp:posOffset>
-                </wp:positionH>
-                <wp:positionV relativeFrom="paragraph">
-                  <wp:posOffset>-24130</wp:posOffset>
-                </wp:positionV>
-                <wp:extent cx="719455" cy="638175"/>
-                <wp:effectExtent l="0" t="0" r="4445" b="9525"/>
-                <wp:wrapNone/>
-                <wp:docPr id="3" name="Imagem 3"/>
-                <wp:cNvGraphicFramePr>
-                  <a:graphicFrameLocks xmlns:a="http://schemas.openxmlformats.org/drawingml/2006/main" noChangeAspect="1"/>
-                </wp:cNvGraphicFramePr>
-                <a:graphic xmlns:a="http://schemas.openxmlformats.org/drawingml/2006/main">
-                  <a:graphicData uri="http://schemas.openxmlformats.org/drawingml/2006/picture">
-                    <pic:pic xmlns:pic="http://schemas.openxmlformats.org/drawingml/2006/picture">
-                      <pic:nvPicPr>
-                        <pic:cNvPr id="0" name="vertical-preta-traco.png"/>
-                        <pic:cNvPicPr/>
-                      </pic:nvPicPr>
-                      <pic:blipFill rotWithShape="1">
-                        <a:blip r:embed="rId1" cstate="print">
-                          <a:extLst>
-                            <a:ext uri="{28A0092B-C50C-407E-A947-70E740481C1C}">
-                              <a14:useLocalDpi xmlns:a14="http://schemas.microsoft.com/office/drawing/2010/main" val="0"/>
-                            </a:ext>
-                          </a:extLst>
-                        </a:blip>
-                        <a:srcRect l="3694" t="5551" r="4157" b="5124"/>
-                        <a:stretch/>
-                      </pic:blipFill>
-                      <pic:spPr bwMode="auto">
-                        <a:xfrm>
-                          <a:off x="0" y="0"/>
-                          <a:ext cx="719455" cy="638175"/>
-                        </a:xfrm>
-                        <a:prstGeom prst="rect">
-                          <a:avLst/>
-                        </a:prstGeom>
-                        <a:ln>
-                          <a:noFill/>
-                        </a:ln>
-                        <a:extLst>
-                          <a:ext uri="{53640926-AAD7-44D8-BBD7-CCE9431645EC}">
-                            <a14:shadowObscured xmlns:a14="http://schemas.microsoft.com/office/drawing/2010/main"/>
-                          </a:ext>
-                        </a:extLst>
-                      </pic:spPr>
-                    </pic:pic>
-                  </a:graphicData>
-                </a:graphic>
-                <wp14:sizeRelH relativeFrom="page">
-                  <wp14:pctWidth>0</wp14:pctWidth>
-                </wp14:sizeRelH>
-                <wp14:sizeRelV relativeFrom="page">
-                  <wp14:pctHeight>0</wp14:pctHeight>
-                </wp14:sizeRelV>
-              </wp:anchor>
-            </w:drawing>
-          </w:r>
         </w:p>
       </w:tc>
       <w:tc>
         <w:tcPr>
           <w:tcW w:w="6476" w:type="dxa"/>
-          <w:shd w:val="clear" w:color="auto" w:fill="auto"/>
           <w:vAlign w:val="center"/>
         </w:tcPr>
         <w:p>
@@ -7311,7 +7157,6 @@
       <w:tc>
         <w:tcPr>
           <w:tcW w:w="2255" w:type="dxa"/>
-          <w:shd w:val="clear" w:color="auto" w:fill="auto"/>
         </w:tcPr>
         <w:p>
           <w:pPr>
@@ -7395,7 +7240,6 @@
       <w:t>numCert</w:t>
     </w:r>
     <w:proofErr w:type="spellEnd"/>
-    <w:proofErr w:type="gramStart"/>
     <w:r>
       <w:rPr>
         <w:b/>
@@ -7412,7 +7256,6 @@
       </w:rPr>
       <w:t>/</w:t>
     </w:r>
-    <w:proofErr w:type="gramEnd"/>
     <w:r>
       <w:rPr>
         <w:b/>
@@ -7485,7 +7328,7 @@
 </file>
 
 <file path=word/numbering.xml><?xml version="1.0" encoding="utf-8"?>
-<w:numbering xmlns:wpc="http://schemas.microsoft.com/office/word/2010/wordprocessingCanvas" xmlns:cx="http://schemas.microsoft.com/office/drawing/2014/chartex" xmlns:cx1="http://schemas.microsoft.com/office/drawing/2015/9/8/chartex" xmlns:cx2="http://schemas.microsoft.com/office/drawing/2015/10/21/chartex" xmlns:cx3="http://schemas.microsoft.com/office/drawing/2016/5/9/chartex" xmlns:cx4="http://schemas.microsoft.com/office/drawing/2016/5/10/chartex" xmlns:cx5="http://schemas.microsoft.com/office/drawing/2016/5/11/chartex" xmlns:cx6="http://schemas.microsoft.com/office/drawing/2016/5/12/chartex" xmlns:cx7="http://schemas.microsoft.com/office/drawing/2016/5/13/chartex" xmlns:cx8="http://schemas.microsoft.com/office/drawing/2016/5/14/chartex" xmlns:mc="http://schemas.openxmlformats.org/markup-compatibility/2006" xmlns:aink="http://schemas.microsoft.com/office/drawing/2016/ink" xmlns:am3d="http://schemas.microsoft.com/office/drawing/2017/model3d" xmlns:o="urn:schemas-microsoft-com:office:office" xmlns:oel="http://schemas.microsoft.com/office/2019/extlst" xmlns:r="http://schemas.openxmlformats.org/officeDocument/2006/relationships" xmlns:m="http://schemas.openxmlformats.org/officeDocument/2006/math" xmlns:v="urn:schemas-microsoft-com:vml" xmlns:wp14="http://schemas.microsoft.com/office/word/2010/wordprocessingDrawing" xmlns:wp="http://schemas.openxmlformats.org/drawingml/2006/wordprocessingDrawing" xmlns:w10="urn:schemas-microsoft-com:office:word" xmlns:w="http://schemas.openxmlformats.org/wordprocessingml/2006/main" xmlns:w14="http://schemas.microsoft.com/office/word/2010/wordml" xmlns:w15="http://schemas.microsoft.com/office/word/2012/wordml" xmlns:w16cex="http://schemas.microsoft.com/office/word/2018/wordml/cex" xmlns:w16cid="http://schemas.microsoft.com/office/word/2016/wordml/cid" xmlns:w16="http://schemas.microsoft.com/office/word/2018/wordml" xmlns:w16du="http://schemas.microsoft.com/office/word/2023/wordml/word16du" xmlns:w16sdtdh="http://schemas.microsoft.com/office/word/2020/wordml/sdtdatahash" xmlns:w16se="http://schemas.microsoft.com/office/word/2015/wordml/symex" xmlns:wpg="http://schemas.microsoft.com/office/word/2010/wordprocessingGroup" xmlns:wpi="http://schemas.microsoft.com/office/word/2010/wordprocessingInk" xmlns:wne="http://schemas.microsoft.com/office/word/2006/wordml" xmlns:wps="http://schemas.microsoft.com/office/word/2010/wordprocessingShape" mc:Ignorable="w14 w15 w16se w16cid w16 w16cex w16sdtdh w16du wp14">
+<w:numbering xmlns:wpc="http://schemas.microsoft.com/office/word/2010/wordprocessingCanvas" xmlns:cx="http://schemas.microsoft.com/office/drawing/2014/chartex" xmlns:cx1="http://schemas.microsoft.com/office/drawing/2015/9/8/chartex" xmlns:cx2="http://schemas.microsoft.com/office/drawing/2015/10/21/chartex" xmlns:cx3="http://schemas.microsoft.com/office/drawing/2016/5/9/chartex" xmlns:cx4="http://schemas.microsoft.com/office/drawing/2016/5/10/chartex" xmlns:cx5="http://schemas.microsoft.com/office/drawing/2016/5/11/chartex" xmlns:cx6="http://schemas.microsoft.com/office/drawing/2016/5/12/chartex" xmlns:cx7="http://schemas.microsoft.com/office/drawing/2016/5/13/chartex" xmlns:cx8="http://schemas.microsoft.com/office/drawing/2016/5/14/chartex" xmlns:mc="http://schemas.openxmlformats.org/markup-compatibility/2006" xmlns:aink="http://schemas.microsoft.com/office/drawing/2016/ink" xmlns:am3d="http://schemas.microsoft.com/office/drawing/2017/model3d" xmlns:o="urn:schemas-microsoft-com:office:office" xmlns:oel="http://schemas.microsoft.com/office/2019/extlst" xmlns:r="http://schemas.openxmlformats.org/officeDocument/2006/relationships" xmlns:m="http://schemas.openxmlformats.org/officeDocument/2006/math" xmlns:v="urn:schemas-microsoft-com:vml" xmlns:wp14="http://schemas.microsoft.com/office/word/2010/wordprocessingDrawing" xmlns:wp="http://schemas.openxmlformats.org/drawingml/2006/wordprocessingDrawing" xmlns:w10="urn:schemas-microsoft-com:office:word" xmlns:w="http://schemas.openxmlformats.org/wordprocessingml/2006/main" xmlns:w14="http://schemas.microsoft.com/office/word/2010/wordml" xmlns:w15="http://schemas.microsoft.com/office/word/2012/wordml" xmlns:w16cex="http://schemas.microsoft.com/office/word/2018/wordml/cex" xmlns:w16cid="http://schemas.microsoft.com/office/word/2016/wordml/cid" xmlns:w16="http://schemas.microsoft.com/office/word/2018/wordml" xmlns:w16du="http://schemas.microsoft.com/office/word/2023/wordml/word16du" xmlns:w16sdtdh="http://schemas.microsoft.com/office/word/2020/wordml/sdtdatahash" xmlns:w16sdtfl="http://schemas.microsoft.com/office/word/2024/wordml/sdtformatlock" xmlns:w16se="http://schemas.microsoft.com/office/word/2015/wordml/symex" xmlns:wpg="http://schemas.microsoft.com/office/word/2010/wordprocessingGroup" xmlns:wpi="http://schemas.microsoft.com/office/word/2010/wordprocessingInk" xmlns:wne="http://schemas.microsoft.com/office/word/2006/wordml" xmlns:wps="http://schemas.microsoft.com/office/word/2010/wordprocessingShape" mc:Ignorable="w14 w15 w16se w16cid w16 w16cex w16sdtdh w16sdtfl w16du wp14">
   <w:abstractNum w:abstractNumId="0" w15:restartNumberingAfterBreak="0">
     <w:nsid w:val="FFFFFFFE"/>
     <w:multiLevelType w:val="singleLevel"/>
@@ -7793,7 +7636,7 @@
 </file>
 
 <file path=word/styles.xml><?xml version="1.0" encoding="utf-8"?>
-<w:styles xmlns:mc="http://schemas.openxmlformats.org/markup-compatibility/2006" xmlns:r="http://schemas.openxmlformats.org/officeDocument/2006/relationships" xmlns:w="http://schemas.openxmlformats.org/wordprocessingml/2006/main" xmlns:w14="http://schemas.microsoft.com/office/word/2010/wordml" xmlns:w15="http://schemas.microsoft.com/office/word/2012/wordml" xmlns:w16cex="http://schemas.microsoft.com/office/word/2018/wordml/cex" xmlns:w16cid="http://schemas.microsoft.com/office/word/2016/wordml/cid" xmlns:w16="http://schemas.microsoft.com/office/word/2018/wordml" xmlns:w16du="http://schemas.microsoft.com/office/word/2023/wordml/word16du" xmlns:w16sdtdh="http://schemas.microsoft.com/office/word/2020/wordml/sdtdatahash" xmlns:w16se="http://schemas.microsoft.com/office/word/2015/wordml/symex" mc:Ignorable="w14 w15 w16se w16cid w16 w16cex w16sdtdh w16du">
+<w:styles xmlns:mc="http://schemas.openxmlformats.org/markup-compatibility/2006" xmlns:r="http://schemas.openxmlformats.org/officeDocument/2006/relationships" xmlns:w="http://schemas.openxmlformats.org/wordprocessingml/2006/main" xmlns:w14="http://schemas.microsoft.com/office/word/2010/wordml" xmlns:w15="http://schemas.microsoft.com/office/word/2012/wordml" xmlns:w16cex="http://schemas.microsoft.com/office/word/2018/wordml/cex" xmlns:w16cid="http://schemas.microsoft.com/office/word/2016/wordml/cid" xmlns:w16="http://schemas.microsoft.com/office/word/2018/wordml" xmlns:w16du="http://schemas.microsoft.com/office/word/2023/wordml/word16du" xmlns:w16sdtdh="http://schemas.microsoft.com/office/word/2020/wordml/sdtdatahash" xmlns:w16sdtfl="http://schemas.microsoft.com/office/word/2024/wordml/sdtformatlock" xmlns:w16se="http://schemas.microsoft.com/office/word/2015/wordml/symex" mc:Ignorable="w14 w15 w16se w16cid w16 w16cex w16sdtdh w16sdtfl w16du">
   <w:docDefaults>
     <w:rPrDefault>
       <w:rPr>
